--- a/backend/modelos/vitor/modelo_contrato_vitor.docx
+++ b/backend/modelos/vitor/modelo_contrato_vitor.docx
@@ -1233,6 +1233,7 @@
         <w:pStyle w:val="Corpodetexto"/>
         <w:spacing w:line="360" w:lineRule="auto"/>
         <w:ind w:right="282"/>
+        <w:jc w:val="center"/>
         <w:rPr>
           <w:color w:val="auto"/>
           <w:sz w:val="26"/>
@@ -1241,35 +1242,31 @@
       </w:pPr>
       <w:r>
         <w:rPr>
-          <w:color w:val="auto"/>
-          <w:sz w:val="26"/>
-          <w:szCs w:val="26"/>
-        </w:rPr>
-        <w:tab/>
-      </w:r>
-      <w:r>
-        <w:rPr>
-          <w:color w:val="auto"/>
-          <w:sz w:val="26"/>
-          <w:szCs w:val="26"/>
-        </w:rPr>
-        <w:tab/>
-      </w:r>
-      <w:r>
-        <w:rPr>
-          <w:color w:val="auto"/>
-          <w:sz w:val="26"/>
-          <w:szCs w:val="26"/>
-        </w:rPr>
-        <w:tab/>
-      </w:r>
-      <w:r>
-        <w:rPr>
-          <w:color w:val="FFFFFF" w:themeColor="background1"/>
-          <w:sz w:val="26"/>
-          <w:szCs w:val="26"/>
-        </w:rPr>
-        <w:tab/>
+          <w:color w:val="FFFFFF"/>
+          <w:sz w:val="26"/>
+          <w:szCs w:val="26"/>
+        </w:rPr>
+      </w:r>
+      <w:r>
+        <w:rPr>
+          <w:color w:val="FFFFFF"/>
+          <w:sz w:val="26"/>
+          <w:szCs w:val="26"/>
+        </w:rPr>
+      </w:r>
+      <w:r>
+        <w:rPr>
+          <w:color w:val="FFFFFF"/>
+          <w:sz w:val="26"/>
+          <w:szCs w:val="26"/>
+        </w:rPr>
+      </w:r>
+      <w:r>
+        <w:rPr>
+          <w:color w:val="FFFFFF"/>
+          <w:sz w:val="26"/>
+          <w:szCs w:val="26"/>
+        </w:rPr>
         <w:t>&lt;&lt;assinatura_cliente&gt;&gt;</w:t>
       </w:r>
     </w:p>
